--- a/docs/instruments/a2_researcher_survey.docx
+++ b/docs/instruments/a2_researcher_survey.docx
@@ -3,7 +3,7 @@
 <w:document xmlns:o="urn:schemas-microsoft-com:office:office" xmlns:r="http://schemas.openxmlformats.org/officeDocument/2006/relationships" xmlns:v="urn:schemas-microsoft-com:vml" xmlns:w="http://schemas.openxmlformats.org/wordprocessingml/2006/main" xmlns:w10="urn:schemas-microsoft-com:office:word" xmlns:wp="http://schemas.openxmlformats.org/drawingml/2006/wordprocessingDrawing" xmlns:pic="http://schemas.openxmlformats.org/drawingml/2006/picture" xmlns:wps="http://schemas.microsoft.com/office/word/2010/wordprocessingShape" xmlns:wpg="http://schemas.microsoft.com/office/word/2010/wordprocessingGroup" xmlns:mc="http://schemas.openxmlformats.org/markup-compatibility/2006" xmlns:wp14="http://schemas.microsoft.com/office/word/2010/wordprocessingDrawing" xmlns:w14="http://schemas.microsoft.com/office/word/2010/wordml" xmlns:w15="http://schemas.microsoft.com/office/word/2012/wordml" mc:Ignorable="w14 wp14 w15">
   <w:body>
     <w:p>
-      <w:hyperlink r:id="rId38">
+      <w:hyperlink r:id="rId19">
         <w:r>
           <w:drawing>
             <wp:inline>
@@ -20,7 +20,7 @@
                       </pic:cNvPicPr>
                     </pic:nvPicPr>
                     <pic:blipFill>
-                      <a:blip r:embed="rId37"/>
+                      <a:blip r:embed="rId18"/>
                       <a:stretch>
                         <a:fillRect/>
                       </a:stretch>
@@ -162,8 +162,8 @@
         <w:tblLook w:noHBand="0" w:lastColumn="0" w:firstColumn="0" w:lastRow="0" w:firstRow="0" w:noVBand="0" w:val="0000"/>
       </w:tblPr>
       <w:tblGrid>
-        <w:gridCol w:w="3606"/>
-        <w:gridCol w:w="5466"/>
+        <w:gridCol w:w="2929"/>
+        <w:gridCol w:w="6143"/>
       </w:tblGrid>
       <w:tr>
         <w:trPr>
@@ -171,7 +171,7 @@
         </w:trPr>
         <w:tc>
           <w:tcPr>
-            <w:tcW w:w="3606" w:type="dxa"/>
+            <w:tcW w:w="2929" w:type="dxa"/>
             <w:tcBorders>
               <w:bottom w:val="single" w:sz="4" w:space="0" w:color="C9CED2"/>
             </w:tcBorders>
@@ -204,7 +204,7 @@
         </w:tc>
         <w:tc>
           <w:tcPr>
-            <w:tcW w:w="5466" w:type="dxa"/>
+            <w:tcW w:w="6143" w:type="dxa"/>
             <w:tcBorders>
               <w:bottom w:val="single" w:sz="4" w:space="0" w:color="C9CED2"/>
             </w:tcBorders>
@@ -238,7 +238,7 @@
         <w:trPr/>
         <w:tc>
           <w:tcPr>
-            <w:tcW w:w="3606" w:type="dxa"/>
+            <w:tcW w:w="2929" w:type="dxa"/>
             <w:tcBorders>
               <w:top w:val="single" w:sz="4" w:space="0" w:color="C9CED2"/>
               <w:bottom w:val="single" w:sz="4" w:space="0" w:color="C9CED2"/>
@@ -272,7 +272,7 @@
         </w:tc>
         <w:tc>
           <w:tcPr>
-            <w:tcW w:w="5466" w:type="dxa"/>
+            <w:tcW w:w="6143" w:type="dxa"/>
             <w:tcBorders>
               <w:top w:val="single" w:sz="4" w:space="0" w:color="C9CED2"/>
               <w:bottom w:val="single" w:sz="4" w:space="0" w:color="C9CED2"/>
@@ -309,7 +309,7 @@
         </w:trPr>
         <w:tc>
           <w:tcPr>
-            <w:tcW w:w="3606" w:type="dxa"/>
+            <w:tcW w:w="2929" w:type="dxa"/>
             <w:tcBorders>
               <w:top w:val="single" w:sz="4" w:space="0" w:color="C9CED2"/>
               <w:bottom w:val="single" w:sz="4" w:space="0" w:color="C9CED2"/>
@@ -343,7 +343,7 @@
         </w:tc>
         <w:tc>
           <w:tcPr>
-            <w:tcW w:w="5466" w:type="dxa"/>
+            <w:tcW w:w="6143" w:type="dxa"/>
             <w:tcBorders>
               <w:top w:val="single" w:sz="4" w:space="0" w:color="C9CED2"/>
               <w:bottom w:val="single" w:sz="4" w:space="0" w:color="C9CED2"/>
@@ -380,7 +380,7 @@
         </w:trPr>
         <w:tc>
           <w:tcPr>
-            <w:tcW w:w="3606" w:type="dxa"/>
+            <w:tcW w:w="2929" w:type="dxa"/>
             <w:tcBorders>
               <w:top w:val="single" w:sz="4" w:space="0" w:color="C9CED2"/>
               <w:bottom w:val="single" w:sz="4" w:space="0" w:color="C9CED2"/>
@@ -414,7 +414,7 @@
         </w:tc>
         <w:tc>
           <w:tcPr>
-            <w:tcW w:w="5466" w:type="dxa"/>
+            <w:tcW w:w="6143" w:type="dxa"/>
             <w:tcBorders>
               <w:top w:val="single" w:sz="4" w:space="0" w:color="C9CED2"/>
               <w:bottom w:val="single" w:sz="4" w:space="0" w:color="C9CED2"/>
@@ -451,7 +451,7 @@
         </w:trPr>
         <w:tc>
           <w:tcPr>
-            <w:tcW w:w="3606" w:type="dxa"/>
+            <w:tcW w:w="2929" w:type="dxa"/>
             <w:tcBorders>
               <w:top w:val="single" w:sz="4" w:space="0" w:color="C9CED2"/>
               <w:bottom w:val="single" w:sz="4" w:space="0" w:color="C9CED2"/>
@@ -485,7 +485,7 @@
         </w:tc>
         <w:tc>
           <w:tcPr>
-            <w:tcW w:w="5466" w:type="dxa"/>
+            <w:tcW w:w="6143" w:type="dxa"/>
             <w:tcBorders>
               <w:top w:val="single" w:sz="4" w:space="0" w:color="C9CED2"/>
               <w:bottom w:val="single" w:sz="4" w:space="0" w:color="C9CED2"/>
@@ -522,7 +522,7 @@
         </w:trPr>
         <w:tc>
           <w:tcPr>
-            <w:tcW w:w="3606" w:type="dxa"/>
+            <w:tcW w:w="2929" w:type="dxa"/>
             <w:tcBorders>
               <w:top w:val="single" w:sz="4" w:space="0" w:color="C9CED2"/>
               <w:bottom w:val="single" w:sz="4" w:space="0" w:color="C9CED2"/>
@@ -550,13 +550,13 @@
                 <w:szCs w:val="22"/>
                 <w:lang w:val="en-US" w:eastAsia="en-US" w:bidi="ar-SA"/>
               </w:rPr>
-              <w:t>Cells deliberately not touched</w:t>
+              <w:t>Cells not assessed</w:t>
             </w:r>
           </w:p>
         </w:tc>
         <w:tc>
           <w:tcPr>
-            <w:tcW w:w="5466" w:type="dxa"/>
+            <w:tcW w:w="6143" w:type="dxa"/>
             <w:tcBorders>
               <w:top w:val="single" w:sz="4" w:space="0" w:color="C9CED2"/>
               <w:bottom w:val="single" w:sz="4" w:space="0" w:color="C9CED2"/>
@@ -593,7 +593,7 @@
         </w:trPr>
         <w:tc>
           <w:tcPr>
-            <w:tcW w:w="3606" w:type="dxa"/>
+            <w:tcW w:w="2929" w:type="dxa"/>
             <w:tcBorders>
               <w:top w:val="single" w:sz="4" w:space="0" w:color="C9CED2"/>
               <w:bottom w:val="single" w:sz="4" w:space="0" w:color="C9CED2"/>
@@ -627,7 +627,7 @@
         </w:tc>
         <w:tc>
           <w:tcPr>
-            <w:tcW w:w="5466" w:type="dxa"/>
+            <w:tcW w:w="6143" w:type="dxa"/>
             <w:tcBorders>
               <w:top w:val="single" w:sz="4" w:space="0" w:color="C9CED2"/>
               <w:bottom w:val="single" w:sz="4" w:space="0" w:color="C9CED2"/>
@@ -664,7 +664,7 @@
         </w:trPr>
         <w:tc>
           <w:tcPr>
-            <w:tcW w:w="3606" w:type="dxa"/>
+            <w:tcW w:w="2929" w:type="dxa"/>
             <w:tcBorders>
               <w:top w:val="single" w:sz="4" w:space="0" w:color="C9CED2"/>
               <w:bottom w:val="single" w:sz="4" w:space="0" w:color="C9CED2"/>
@@ -698,7 +698,7 @@
         </w:tc>
         <w:tc>
           <w:tcPr>
-            <w:tcW w:w="5466" w:type="dxa"/>
+            <w:tcW w:w="6143" w:type="dxa"/>
             <w:tcBorders>
               <w:top w:val="single" w:sz="4" w:space="0" w:color="C9CED2"/>
               <w:bottom w:val="single" w:sz="4" w:space="0" w:color="C9CED2"/>
@@ -779,7 +779,7 @@
           <w:rPr>
             <w:rStyle w:val="Hyperlink"/>
           </w:rPr>
-          <w:t>the report</w:t>
+          <w:t>Responsible AI in Academic Research: A Competency Framework for Research Training</w:t>
         </w:r>
       </w:hyperlink>
       <w:r>
@@ -1468,19 +1468,7 @@
       </w:pPr>
       <w:r>
         <w:rPr/>
-        <w:t>Items are kept short and plain because the framework behind this survey covers thirty-eight universities across fifteen countries and jurisdictions (</w:t>
-      </w:r>
-      <w:hyperlink r:id="rId3">
-        <w:r>
-          <w:rPr>
-            <w:rStyle w:val="Hyperlink"/>
-          </w:rPr>
-          <w:t>the report</w:t>
-        </w:r>
-      </w:hyperlink>
-      <w:r>
-        <w:rPr/>
-        <w:t xml:space="preserve"> §1.3), and many respondents do not speak English as their first language. If you translate this survey, please translate both the question stems and response options together, and keep the original option order.</w:t>
+        <w:t>Items are kept short and plain because the framework behind this survey covers thirty-eight universities across fifteen countries and jurisdictions (the report §1.3), and many respondents do not speak English as their first language. If you translate this survey, please translate both the question stems and response options together, and keep the original option order.</w:t>
       </w:r>
     </w:p>
     <w:p>
@@ -1886,24 +1874,7 @@
           <w:i/>
           <w:iCs/>
         </w:rPr>
-        <w:t>Cells: D3-systems, D4-people · Evidence anchor: None at the institutional level. This item exists because transcription tools and AI-detection tools carry documented bias against speakers whose first language is not English (</w:t>
-      </w:r>
-      <w:hyperlink r:id="rId4">
-        <w:r>
-          <w:rPr>
-            <w:rStyle w:val="Hyperlink"/>
-            <w:i/>
-            <w:iCs/>
-          </w:rPr>
-          <w:t>the report</w:t>
-        </w:r>
-      </w:hyperlink>
-      <w:r>
-        <w:rPr>
-          <w:i/>
-          <w:iCs/>
-        </w:rPr>
-        <w:t xml:space="preserve"> Appendix C, Classes 10 and 11), so all other survey results should be analyzed across this split.</w:t>
+        <w:t>Cells: D3-systems, D4-people · Evidence anchor: None at the institutional level. This item exists because transcription tools and AI-detection tools carry documented bias against speakers whose first language is not English (the report Appendix C, Classes 10 and 11), so all other survey results should be analyzed across this split.</w:t>
       </w:r>
     </w:p>
     <w:p>
@@ -2000,19 +1971,7 @@
       </w:r>
       <w:r>
         <w:rPr/>
-        <w:t xml:space="preserve"> and cover the four modes of AI use identified in </w:t>
-      </w:r>
-      <w:hyperlink r:id="rId5">
-        <w:r>
-          <w:rPr>
-            <w:rStyle w:val="Hyperlink"/>
-          </w:rPr>
-          <w:t>the report</w:t>
-        </w:r>
-      </w:hyperlink>
-      <w:r>
-        <w:rPr/>
-        <w:t>: search, co-author, validator, and tutor.</w:t>
+        <w:t xml:space="preserve"> and cover the four modes of AI use identified in the report: search, co-author, validator, and tutor.</w:t>
       </w:r>
     </w:p>
     <w:p>
@@ -2339,24 +2298,7 @@
           <w:i/>
           <w:iCs/>
         </w:rPr>
-        <w:t>Cells: D3-systems, D2-people · Evidence anchor: The institutional tool register and procurement records. Tools selected here that do not appear on the official register represent unapproved shadow IT use. Look at the data-figure option first, because academic publishers are broadly converging against any AI-generated data figures (</w:t>
-      </w:r>
-      <w:hyperlink r:id="rId6">
-        <w:r>
-          <w:rPr>
-            <w:rStyle w:val="Hyperlink"/>
-            <w:i/>
-            <w:iCs/>
-          </w:rPr>
-          <w:t>the report</w:t>
-        </w:r>
-      </w:hyperlink>
-      <w:r>
-        <w:rPr>
-          <w:i/>
-          <w:iCs/>
-        </w:rPr>
-        <w:t xml:space="preserve"> Appendix C, Class 9).</w:t>
+        <w:t>Cells: D3-systems, D2-people · Evidence anchor: The institutional tool register and procurement records. Tools selected here that do not appear on the official register represent unapproved shadow IT use. Look at the data-figure option first, because academic publishers are broadly converging against any AI-generated data figures (the report Appendix C, Class 9).</w:t>
       </w:r>
     </w:p>
     <w:p>
@@ -2583,24 +2525,7 @@
           <w:i/>
           <w:iCs/>
         </w:rPr>
-        <w:t>Cells: D1-people, D1-process · Evidence anchor: The institution’s published labor-versus-judgment guidelines (</w:t>
-      </w:r>
-      <w:hyperlink r:id="rId7">
-        <w:r>
-          <w:rPr>
-            <w:rStyle w:val="Hyperlink"/>
-            <w:i/>
-            <w:iCs/>
-          </w:rPr>
-          <w:t>the report</w:t>
-        </w:r>
-      </w:hyperlink>
-      <w:r>
-        <w:rPr>
-          <w:i/>
-          <w:iCs/>
-        </w:rPr>
-        <w:t xml:space="preserve"> §2.1, Appendix G), the orientation packet, and the supervision agreement template.</w:t>
+        <w:t>Cells: D1-people, D1-process · Evidence anchor: The institution’s published labor-versus-judgment guidelines (the report §2.1, Appendix G), the orientation packet, and the supervision agreement template.</w:t>
       </w:r>
     </w:p>
     <w:p>
@@ -2934,24 +2859,7 @@
           <w:i/>
           <w:iCs/>
         </w:rPr>
-        <w:t>Cells: D4-people · Evidence anchor: None at the institutional level, because this measures self-reported incidence. The third option (“I have not checked closely enough to know”) provides an important finding. Measured citation fabrication rates range from 18 percent to 55 percent depending on the AI model (</w:t>
-      </w:r>
-      <w:hyperlink r:id="rId8">
-        <w:r>
-          <w:rPr>
-            <w:rStyle w:val="Hyperlink"/>
-            <w:i/>
-            <w:iCs/>
-          </w:rPr>
-          <w:t>the report</w:t>
-        </w:r>
-      </w:hyperlink>
-      <w:r>
-        <w:rPr>
-          <w:i/>
-          <w:iCs/>
-        </w:rPr>
-        <w:t xml:space="preserve"> §2.4, competency 1). A low “yes” rate is not evidence that the tools are infallible. Interpret it alongside Q16 and Q18 before drawing conclusions about reference verification.</w:t>
+        <w:t>Cells: D4-people · Evidence anchor: None at the institutional level, because this measures self-reported incidence. The third option (“I have not checked closely enough to know”) provides an important finding. Measured citation fabrication rates range from 18 percent to 55 percent depending on the AI model (the report §2.4, competency 1). A low “yes” rate is not evidence that the tools are infallible. Interpret it alongside Q16 and Q18 before drawing conclusions about reference verification.</w:t>
       </w:r>
     </w:p>
     <w:p>
@@ -3078,24 +2986,7 @@
           <w:i/>
           <w:iCs/>
         </w:rPr>
-        <w:t>Cells: D4-people · Evidence anchor: Methods curriculum coverage of model heterogeneity in adversarial review (</w:t>
-      </w:r>
-      <w:hyperlink r:id="rId9">
-        <w:r>
-          <w:rPr>
-            <w:rStyle w:val="Hyperlink"/>
-            <w:i/>
-            <w:iCs/>
-          </w:rPr>
-          <w:t>the report</w:t>
-        </w:r>
-      </w:hyperlink>
-      <w:r>
-        <w:rPr>
-          <w:i/>
-          <w:iCs/>
-        </w:rPr>
-        <w:t xml:space="preserve"> §2.4, competency 4). Report “I had not thought about this” as its own distinct category.</w:t>
+        <w:t>Cells: D4-people · Evidence anchor: Methods curriculum coverage of model heterogeneity in adversarial review (the report §2.4, competency 4). Report “I had not thought about this” as its own distinct category.</w:t>
       </w:r>
     </w:p>
     <w:p>
@@ -3141,24 +3032,7 @@
           <w:i/>
           <w:iCs/>
         </w:rPr>
-        <w:t xml:space="preserve">Cells: D1-people, D2-process · Evidence anchor: None, by design. This item measures the core threshold of the competency framework (specifically whether an AI tool is generating research content that the researcher cannot independently verify, </w:t>
-      </w:r>
-      <w:hyperlink r:id="rId10">
-        <w:r>
-          <w:rPr>
-            <w:rStyle w:val="Hyperlink"/>
-            <w:i/>
-            <w:iCs/>
-          </w:rPr>
-          <w:t>the report</w:t>
-        </w:r>
-      </w:hyperlink>
-      <w:r>
-        <w:rPr>
-          <w:i/>
-          <w:iCs/>
-        </w:rPr>
-        <w:t xml:space="preserve"> §2.2, co-author mode), which is why an explicit written amnesty is essential.</w:t>
+        <w:t>Cells: D1-people, D2-process · Evidence anchor: None, by design. This item measures the core threshold of the competency framework (specifically whether an AI tool is generating research content that the researcher cannot independently verify, the report §2.2, co-author mode), which is why an explicit written amnesty is essential.</w:t>
       </w:r>
     </w:p>
     <w:p>
@@ -3211,24 +3085,7 @@
           <w:i/>
           <w:iCs/>
         </w:rPr>
-        <w:t>Cells: D4-people · Evidence anchor: The institution’s formal failure reporting channel and its incident log. If no respondents check “Reported it to someone,” you should investigate whether an accessible reporting channel actually exists. Structured failure-mode reporting (</w:t>
-      </w:r>
-      <w:hyperlink r:id="rId11">
-        <w:r>
-          <w:rPr>
-            <w:rStyle w:val="Hyperlink"/>
-            <w:i/>
-            <w:iCs/>
-          </w:rPr>
-          <w:t>the report</w:t>
-        </w:r>
-      </w:hyperlink>
-      <w:r>
-        <w:rPr>
-          <w:i/>
-          <w:iCs/>
-        </w:rPr>
-        <w:t xml:space="preserve"> §2.4, competency 6) requires a clear institutional mechanism to receive and log those reports.</w:t>
+        <w:t>Cells: D4-people · Evidence anchor: The institution’s formal failure reporting channel and its incident log. If no respondents check “Reported it to someone,” you should investigate whether an accessible reporting channel actually exists. Structured failure-mode reporting (the report §2.4, competency 6) requires a clear institutional mechanism to receive and log those reports.</w:t>
       </w:r>
     </w:p>
     <w:p>
@@ -3349,24 +3206,7 @@
           <w:i/>
           <w:iCs/>
         </w:rPr>
-        <w:t>Cells: D2-process · Evidence anchor: Thesis submission disclosure fields, milestone review paperwork, and disclosure statements on submitted manuscripts. When the British Medical Journal introduced a structured disclosure field, it registered 5.7 percent compliance across 25,114 submissions to 49 BMJ journals in its first seven months (</w:t>
-      </w:r>
-      <w:hyperlink r:id="rId12">
-        <w:r>
-          <w:rPr>
-            <w:rStyle w:val="Hyperlink"/>
-            <w:i/>
-            <w:iCs/>
-          </w:rPr>
-          <w:t>the report</w:t>
-        </w:r>
-      </w:hyperlink>
-      <w:r>
-        <w:rPr>
-          <w:i/>
-          <w:iCs/>
-        </w:rPr>
-        <w:t xml:space="preserve"> §1.1). You should expect a similar pattern here.</w:t>
+        <w:t>Cells: D2-process · Evidence anchor: Thesis submission disclosure fields, milestone review paperwork, and disclosure statements on submitted manuscripts. When the British Medical Journal introduced a structured disclosure field, it registered 5.7 percent compliance across 25,114 submissions to 49 BMJ journals in its first seven months (the report §1.1). You should expect a similar pattern here.</w:t>
       </w:r>
     </w:p>
     <w:p>
@@ -3419,24 +3259,7 @@
           <w:i/>
           <w:iCs/>
         </w:rPr>
-        <w:t xml:space="preserve">Cells: D2-process, D4-people · Evidence anchor: The institutional disclosure template and a sample of completed disclosure forms. The first five options reflect the established standard used by the University of Helsinki’s research guidelines: tool name, version, date of use, how the tool was used, and the specific research step involved. </w:t>
-      </w:r>
-      <w:hyperlink r:id="rId13">
-        <w:r>
-          <w:rPr>
-            <w:rStyle w:val="Hyperlink"/>
-            <w:i/>
-            <w:iCs/>
-          </w:rPr>
-          <w:t>the report</w:t>
-        </w:r>
-      </w:hyperlink>
-      <w:r>
-        <w:rPr>
-          <w:i/>
-          <w:iCs/>
-        </w:rPr>
-        <w:t xml:space="preserve"> §1.3 identifies Helsinki as one of six Class D institutions.</w:t>
+        <w:t>Cells: D2-process, D4-people · Evidence anchor: The institutional disclosure template and a sample of completed disclosure forms. The first five options reflect the established standard used by the University of Helsinki’s research guidelines: tool name, version, date of use, how the tool was used, and the specific research step involved. the report §1.3 identifies Helsinki as one of six Class D institutions.</w:t>
       </w:r>
     </w:p>
     <w:p>
@@ -3482,24 +3305,7 @@
           <w:i/>
           <w:iCs/>
         </w:rPr>
-        <w:t>Cells: D4-people, D3-process · Evidence anchor: Research data management plans submitted for the doctoral program, as well as institutional records governance policies regarding the retention of AI session logs (</w:t>
-      </w:r>
-      <w:hyperlink r:id="rId14">
-        <w:r>
-          <w:rPr>
-            <w:rStyle w:val="Hyperlink"/>
-            <w:i/>
-            <w:iCs/>
-          </w:rPr>
-          <w:t>the report</w:t>
-        </w:r>
-      </w:hyperlink>
-      <w:r>
-        <w:rPr>
-          <w:i/>
-          <w:iCs/>
-        </w:rPr>
-        <w:t xml:space="preserve"> §2.3, auditability).</w:t>
+        <w:t>Cells: D4-people, D3-process · Evidence anchor: Research data management plans submitted for the doctoral program, as well as institutional records governance policies regarding the retention of AI session logs (the report §2.3, auditability).</w:t>
       </w:r>
     </w:p>
     <w:p>
@@ -3641,19 +3447,7 @@
       </w:pPr>
       <w:r>
         <w:rPr/>
-        <w:t xml:space="preserve">These six items cover the six foundational research competencies detailed in §2.4 of </w:t>
-      </w:r>
-      <w:hyperlink r:id="rId15">
-        <w:r>
-          <w:rPr>
-            <w:rStyle w:val="Hyperlink"/>
-          </w:rPr>
-          <w:t>the report</w:t>
-        </w:r>
-      </w:hyperlink>
-      <w:r>
-        <w:rPr/>
-        <w:t>.</w:t>
+        <w:t>These six items cover the six foundational research competencies detailed in §2.4 of the report.</w:t>
       </w:r>
     </w:p>
     <w:p>
@@ -4386,41 +4180,7 @@
           <w:i/>
           <w:iCs/>
         </w:rPr>
-        <w:t>Cells: D3-systems, D3-process · Evidence anchor: The institutional AI tenant’s configuration settings for data residency and training on user inputs (</w:t>
-      </w:r>
-      <w:hyperlink r:id="rId16">
-        <w:r>
-          <w:rPr>
-            <w:rStyle w:val="Hyperlink"/>
-            <w:i/>
-            <w:iCs/>
-          </w:rPr>
-          <w:t>the report</w:t>
-        </w:r>
-      </w:hyperlink>
-      <w:r>
-        <w:rPr>
-          <w:i/>
-          <w:iCs/>
-        </w:rPr>
-        <w:t xml:space="preserve"> §2.3), as well as the documented exception process for research projects that genuinely require consumer-tier tools (</w:t>
-      </w:r>
-      <w:hyperlink r:id="rId17">
-        <w:r>
-          <w:rPr>
-            <w:rStyle w:val="Hyperlink"/>
-            <w:i/>
-            <w:iCs/>
-          </w:rPr>
-          <w:t>the report</w:t>
-        </w:r>
-      </w:hyperlink>
-      <w:r>
-        <w:rPr>
-          <w:i/>
-          <w:iCs/>
-        </w:rPr>
-        <w:t xml:space="preserve"> §4.2, Dimension 3). This item establishes only that the institution did not provide the tool. Compare each reported tool with the approved-tool register and exception records before classifying any use as unapproved or as a data-governance event.</w:t>
+        <w:t>Cells: D3-systems, D3-process · Evidence anchor: The institutional AI tenant’s configuration settings for data residency and training on user inputs (the report §2.3), as well as the documented exception process for research projects that genuinely require consumer-tier tools (the report §4.2, Dimension 3). This item establishes only that the institution did not provide the tool. Compare each reported tool with the approved-tool register and exception records before classifying any use as unapproved or as a data-governance event.</w:t>
       </w:r>
     </w:p>
     <w:p>
@@ -4466,24 +4226,7 @@
           <w:i/>
           <w:iCs/>
         </w:rPr>
-        <w:t>Cells: D3-people, D3-systems · Evidence anchor: Institutional guidance on approved tools and its distribution logs, along with formal procurement standards governing data residency and the use of inputs for model training (</w:t>
-      </w:r>
-      <w:hyperlink r:id="rId18">
-        <w:r>
-          <w:rPr>
-            <w:rStyle w:val="Hyperlink"/>
-            <w:i/>
-            <w:iCs/>
-          </w:rPr>
-          <w:t>the report</w:t>
-        </w:r>
-      </w:hyperlink>
-      <w:r>
-        <w:rPr>
-          <w:i/>
-          <w:iCs/>
-        </w:rPr>
-        <w:t xml:space="preserve"> §2.3). Report the non-use option separately and exclude it from the applicable denominator.</w:t>
+        <w:t>Cells: D3-people, D3-systems · Evidence anchor: Institutional guidance on approved tools and its distribution logs, along with formal procurement standards governing data residency and the use of inputs for model training (the report §2.3). Report the non-use option separately and exclude it from the applicable denominator.</w:t>
       </w:r>
     </w:p>
     <w:p>
@@ -4865,24 +4608,7 @@
           <w:i/>
           <w:iCs/>
         </w:rPr>
-        <w:t xml:space="preserve">Cells: D1-people · Evidence anchor: None. This is the closest single measure of whether </w:t>
-      </w:r>
-      <w:hyperlink r:id="rId19">
-        <w:r>
-          <w:rPr>
-            <w:rStyle w:val="Hyperlink"/>
-            <w:i/>
-            <w:iCs/>
-          </w:rPr>
-          <w:t>the report</w:t>
-        </w:r>
-      </w:hyperlink>
-      <w:r>
-        <w:rPr>
-          <w:i/>
-          <w:iCs/>
-        </w:rPr>
-        <w:t>’s labor-versus-judgment distinction (§2.1) is functioning in daily student practice rather than existing only as a written policy. An answer of “Never” from a student who frequently uses AI is a significant finding.</w:t>
+        <w:t>Cells: D1-people · Evidence anchor: None. This is the closest single measure of whether the report’s labor-versus-judgment distinction (§2.1) is functioning in daily student practice rather than existing only as a written policy. An answer of “Never” from a student who frequently uses AI is a significant finding.</w:t>
       </w:r>
     </w:p>
     <w:p>
@@ -5213,19 +4939,7 @@
       </w:r>
       <w:r>
         <w:rPr/>
-        <w:t xml:space="preserve"> A DOI, a link, or an entry in the tool’s source list proves only that a reference was generated, not that the paper actually exists or supports the claim being made. Retrieval augmentation (RAG) often shifts AI errors from completely fabricated citations to real papers that are misattributed or misinterpreted, which is much harder to spot (</w:t>
-      </w:r>
-      <w:hyperlink r:id="rId20">
-        <w:r>
-          <w:rPr>
-            <w:rStyle w:val="Hyperlink"/>
-          </w:rPr>
-          <w:t>the report</w:t>
-        </w:r>
-      </w:hyperlink>
-      <w:r>
-        <w:rPr/>
-        <w:t xml:space="preserve"> §2.3). Having a second AI tool agree with the first is not independent verification.</w:t>
+        <w:t xml:space="preserve"> A DOI, a link, or an entry in the tool’s source list proves only that a reference was generated, not that the paper actually exists or supports the claim being made. Retrieval augmentation (RAG) often shifts AI errors from completely fabricated citations to real papers that are misattributed or misinterpreted, which is much harder to spot (the report §2.3). Having a second AI tool agree with the first is not independent verification.</w:t>
       </w:r>
     </w:p>
     <w:p>
@@ -17185,7 +16899,7 @@
         <w:keepLines/>
         <w:rPr/>
       </w:pPr>
-      <w:hyperlink r:id="rId21">
+      <w:hyperlink r:id="rId3">
         <w:r>
           <w:rPr>
             <w:rStyle w:val="Hyperlink"/>
@@ -17208,7 +16922,7 @@
                       </pic:cNvPicPr>
                     </pic:nvPicPr>
                     <pic:blipFill>
-                      <a:blip r:embed="rId22"/>
+                      <a:blip r:embed="rId4"/>
                       <a:stretch>
                         <a:fillRect/>
                       </a:stretch>
@@ -17249,7 +16963,7 @@
         <w:rPr/>
         <w:t xml:space="preserve"> · Professor and Director, Instats · </w:t>
       </w:r>
-      <w:hyperlink r:id="rId23">
+      <w:hyperlink r:id="rId5">
         <w:r>
           <w:rPr>
             <w:rStyle w:val="Hyperlink"/>
@@ -17261,7 +16975,7 @@
         <w:rPr/>
         <w:t xml:space="preserve"> · </w:t>
       </w:r>
-      <w:hyperlink r:id="rId24">
+      <w:hyperlink r:id="rId6">
         <w:r>
           <w:rPr>
             <w:rStyle w:val="Hyperlink"/>
@@ -17288,7 +17002,7 @@
         </w:rPr>
         <w:t xml:space="preserve">Part of the Instats AI Readiness Pack · </w:t>
       </w:r>
-      <w:hyperlink r:id="rId25">
+      <w:hyperlink r:id="rId7">
         <w:r>
           <w:rPr>
             <w:rStyle w:val="Hyperlink"/>
@@ -17307,19 +17021,7 @@
       </w:r>
       <w:r>
         <w:rPr/>
-        <w:t xml:space="preserve"> </w:t>
-      </w:r>
-      <w:hyperlink r:id="rId26">
-        <w:r>
-          <w:rPr>
-            <w:rStyle w:val="Hyperlink"/>
-          </w:rPr>
-          <w:t>Responsible AI in Academic Research: A Competency Framework for Research Training</w:t>
-        </w:r>
-      </w:hyperlink>
-      <w:r>
-        <w:rPr/>
-        <w:t xml:space="preserve"> </w:t>
+        <w:t xml:space="preserve"> Responsible AI in Academic Research: A Competency Framework for Research Training </w:t>
       </w:r>
       <w:r>
         <w:rPr>
@@ -17332,12 +17034,12 @@
       <w:bookmarkEnd w:id="24"/>
     </w:p>
     <w:sectPr>
-      <w:headerReference w:type="even" r:id="rId27"/>
-      <w:headerReference w:type="default" r:id="rId28"/>
-      <w:headerReference w:type="first" r:id="rId29"/>
-      <w:footerReference w:type="even" r:id="rId30"/>
-      <w:footerReference w:type="default" r:id="rId31"/>
-      <w:footerReference w:type="first" r:id="rId32"/>
+      <w:headerReference w:type="even" r:id="rId8"/>
+      <w:headerReference w:type="default" r:id="rId9"/>
+      <w:headerReference w:type="first" r:id="rId10"/>
+      <w:footerReference w:type="even" r:id="rId11"/>
+      <w:footerReference w:type="default" r:id="rId12"/>
+      <w:footerReference w:type="first" r:id="rId13"/>
       <w:type w:val="nextPage"/>
       <w:pgSz w:w="11906" w:h="16838"/>
       <w:pgMar w:left="1417" w:right="1417" w:gutter="0" w:header="720" w:top="1361" w:footer="720" w:bottom="1361"/>
@@ -17399,7 +17101,7 @@
         <w:i/>
         <w:iCs/>
       </w:rPr>
-      <w:t>32</w:t>
+      <w:t>33</w:t>
     </w:r>
     <w:r>
       <w:rPr>
@@ -19648,10 +19350,12 @@
     <w:unhideWhenUsed/>
     <w:rsid w:val="00aa1d8d"/>
     <w:pPr>
-      <w:spacing w:before="0" w:after="120"/>
+      <w:spacing w:lineRule="auto" w:line="348" w:before="0" w:after="160"/>
     </w:pPr>
     <w:rPr>
       <w:rFonts w:ascii="Georgia" w:hAnsi="Georgia" w:eastAsia="Georgia" w:cs="Georgia"/>
+      <w:color w:val="212529"/>
+      <w:sz w:val="24"/>
     </w:rPr>
   </w:style>
   <w:style w:type="paragraph" w:styleId="List">

--- a/docs/instruments/a2_researcher_survey.docx
+++ b/docs/instruments/a2_researcher_survey.docx
@@ -145,7 +145,7 @@
       <w:hyperlink r:id="rId27">
         <w:r>
           <w:rPr>
-            <w:rStyle w:val="Hyperlink"/>
+            <w:rStyle w:val="Hyperlink1"/>
             <w:i w:val="0"/>
           </w:rPr>
           <w:t xml:space="preserve">Browse the full online instrument catalogue</w:t>
@@ -12397,7 +12397,7 @@
       <w:hyperlink r:id="rId22">
         <w:r>
           <w:rPr>
-            <w:rStyle w:val="Hyperlink"/>
+            <w:rStyle w:val="Hyperlink1"/>
             <w:i w:val="1"/>
           </w:rPr>
           <w:t xml:space="preserve">The Institutional AI Readiness Pack: Self-Assessment and Implementation Tools for Responsible AI in Academic Research</w:t>
@@ -12412,7 +12412,7 @@
       <w:hyperlink r:id="rId23">
         <w:r>
           <w:rPr>
-            <w:rStyle w:val="Hyperlink"/>
+            <w:rStyle w:val="Hyperlink1"/>
             <w:i w:val="0"/>
           </w:rPr>
           <w:t xml:space="preserve">https://doi.org/10.61700/bv2nulyhht</w:t>
@@ -12440,7 +12440,7 @@
       <w:hyperlink r:id="rId24">
         <w:r>
           <w:rPr>
-            <w:rStyle w:val="Hyperlink"/>
+            <w:rStyle w:val="Hyperlink1"/>
             <w:i w:val="1"/>
           </w:rPr>
           <w:t xml:space="preserve">Responsible AI in Academic Research: A Competency Framework for Research Training</w:t>
@@ -12455,7 +12455,7 @@
       <w:hyperlink r:id="rId25">
         <w:r>
           <w:rPr>
-            <w:rStyle w:val="Hyperlink"/>
+            <w:rStyle w:val="Hyperlink1"/>
             <w:i w:val="0"/>
           </w:rPr>
           <w:t xml:space="preserve">https://doi.org/10.61700/t31oy23grr</w:t>
@@ -12483,7 +12483,7 @@
       <w:hyperlink r:id="rId26">
         <w:r>
           <w:rPr>
-            <w:rStyle w:val="Hyperlink"/>
+            <w:rStyle w:val="Hyperlink1"/>
             <w:i w:val="0"/>
           </w:rPr>
           <w:t xml:space="preserve">Creative Commons Attribution 4.0 International (CC BY 4.0)</w:t>
@@ -12495,6 +12495,8 @@
         </w:rPr>
         <w:t xml:space="preserve">. You may adapt them for institutional use with attribution.</w:t>
       </w:r>
+      <w:bookmarkEnd w:id="15"/>
+      <w:bookmarkEnd w:id="24"/>
     </w:p>
     <w:sectPr>
       <w:headerReference w:type="even" r:id="rId14"/>
